--- a/handouts/FSLogix_Configuration_Guide.docx
+++ b/handouts/FSLogix_Configuration_Guide.docx
@@ -8769,9 +8769,9 @@
 <file path=word/numbering.xml><?xml version="1.0" encoding="utf-8"?>
 <w:numbering xmlns:wpc="http://schemas.microsoft.com/office/word/2010/wordprocessingCanvas" xmlns:cx="http://schemas.microsoft.com/office/drawing/2014/chartex" xmlns:cx1="http://schemas.microsoft.com/office/drawing/2015/9/8/chartex" xmlns:cx2="http://schemas.microsoft.com/office/drawing/2015/10/21/chartex" xmlns:cx3="http://schemas.microsoft.com/office/drawing/2016/5/9/chartex" xmlns:cx4="http://schemas.microsoft.com/office/drawing/2016/5/10/chartex" xmlns:cx5="http://schemas.microsoft.com/office/drawing/2016/5/11/chartex" xmlns:cx6="http://schemas.microsoft.com/office/drawing/2016/5/12/chartex" xmlns:cx7="http://schemas.microsoft.com/office/drawing/2016/5/13/chartex" xmlns:cx8="http://schemas.microsoft.com/office/drawing/2016/5/14/chartex" xmlns:mc="http://schemas.openxmlformats.org/markup-compatibility/2006" xmlns:aink="http://schemas.microsoft.com/office/drawing/2016/ink" xmlns:am3d="http://schemas.microsoft.com/office/drawing/2017/model3d" xmlns:o="urn:schemas-microsoft-com:office:office" xmlns:oel="http://schemas.microsoft.com/office/2019/extlst" xmlns:r="http://schemas.openxmlformats.org/officeDocument/2006/relationships" xmlns:m="http://schemas.openxmlformats.org/officeDocument/2006/math" xmlns:v="urn:schemas-microsoft-com:vml" xmlns:wp14="http://schemas.microsoft.com/office/word/2010/wordprocessingDrawing" xmlns:wp="http://schemas.openxmlformats.org/drawingml/2006/wordprocessingDrawing" xmlns:w10="urn:schemas-microsoft-com:office:word" xmlns:w="http://schemas.openxmlformats.org/wordprocessingml/2006/main" xmlns:w14="http://schemas.microsoft.com/office/word/2010/wordml" xmlns:w15="http://schemas.microsoft.com/office/word/2012/wordml" xmlns:w16cex="http://schemas.microsoft.com/office/word/2018/wordml/cex" xmlns:w16cid="http://schemas.microsoft.com/office/word/2016/wordml/cid" xmlns:w16="http://schemas.microsoft.com/office/word/2018/wordml" xmlns:w16du="http://schemas.microsoft.com/office/word/2023/wordml/word16du" xmlns:w16sdtdh="http://schemas.microsoft.com/office/word/2020/wordml/sdtdatahash" xmlns:w16sdtfl="http://schemas.microsoft.com/office/word/2024/wordml/sdtformatlock" xmlns:w16se="http://schemas.microsoft.com/office/word/2015/wordml/symex" xmlns:wpg="http://schemas.microsoft.com/office/word/2010/wordprocessingGroup" xmlns:wpi="http://schemas.microsoft.com/office/word/2010/wordprocessingInk" xmlns:wne="http://schemas.microsoft.com/office/word/2006/wordml" xmlns:wps="http://schemas.microsoft.com/office/word/2010/wordprocessingShape" mc:Ignorable="w14 w15 w16se w16cid w16 w16cex w16sdtdh w16sdtfl w16du wp14">
   <w:abstractNum w:abstractNumId="0" w15:restartNumberingAfterBreak="0">
-    <w:nsid w:val="1A377323"/>
+    <w:nsid w:val="016A7A00"/>
     <w:multiLevelType w:val="multilevel"/>
-    <w:tmpl w:val="9AB23980"/>
+    <w:tmpl w:val="44700410"/>
     <w:lvl w:ilvl="0">
       <w:start w:val="1"/>
       <w:numFmt w:val="bullet"/>
@@ -8918,9 +8918,9 @@
     </w:lvl>
   </w:abstractNum>
   <w:abstractNum w:abstractNumId="1" w15:restartNumberingAfterBreak="0">
-    <w:nsid w:val="1ED87E2E"/>
+    <w:nsid w:val="040C6E9B"/>
     <w:multiLevelType w:val="multilevel"/>
-    <w:tmpl w:val="F7344092"/>
+    <w:tmpl w:val="F5E4E2E0"/>
     <w:lvl w:ilvl="0">
       <w:start w:val="1"/>
       <w:numFmt w:val="bullet"/>
@@ -9067,9 +9067,9 @@
     </w:lvl>
   </w:abstractNum>
   <w:abstractNum w:abstractNumId="2" w15:restartNumberingAfterBreak="0">
-    <w:nsid w:val="251847CC"/>
+    <w:nsid w:val="11D30B34"/>
     <w:multiLevelType w:val="multilevel"/>
-    <w:tmpl w:val="454CFD44"/>
+    <w:tmpl w:val="13226688"/>
     <w:lvl w:ilvl="0">
       <w:start w:val="1"/>
       <w:numFmt w:val="bullet"/>
@@ -9216,9 +9216,9 @@
     </w:lvl>
   </w:abstractNum>
   <w:abstractNum w:abstractNumId="3" w15:restartNumberingAfterBreak="0">
-    <w:nsid w:val="2B5357CE"/>
+    <w:nsid w:val="1C396402"/>
     <w:multiLevelType w:val="multilevel"/>
-    <w:tmpl w:val="644C1624"/>
+    <w:tmpl w:val="B4E44232"/>
     <w:lvl w:ilvl="0">
       <w:start w:val="1"/>
       <w:numFmt w:val="bullet"/>
@@ -9365,9 +9365,9 @@
     </w:lvl>
   </w:abstractNum>
   <w:abstractNum w:abstractNumId="4" w15:restartNumberingAfterBreak="0">
-    <w:nsid w:val="2F866AC6"/>
+    <w:nsid w:val="4ADC18B4"/>
     <w:multiLevelType w:val="multilevel"/>
-    <w:tmpl w:val="F6A84138"/>
+    <w:tmpl w:val="D0FAA066"/>
     <w:lvl w:ilvl="0">
       <w:start w:val="1"/>
       <w:numFmt w:val="bullet"/>
@@ -9514,9 +9514,9 @@
     </w:lvl>
   </w:abstractNum>
   <w:abstractNum w:abstractNumId="5" w15:restartNumberingAfterBreak="0">
-    <w:nsid w:val="5A8F7479"/>
+    <w:nsid w:val="559611CB"/>
     <w:multiLevelType w:val="multilevel"/>
-    <w:tmpl w:val="27208480"/>
+    <w:tmpl w:val="8FF41C72"/>
     <w:lvl w:ilvl="0">
       <w:start w:val="1"/>
       <w:numFmt w:val="bullet"/>
@@ -9663,9 +9663,9 @@
     </w:lvl>
   </w:abstractNum>
   <w:abstractNum w:abstractNumId="6" w15:restartNumberingAfterBreak="0">
-    <w:nsid w:val="72805D23"/>
+    <w:nsid w:val="621506C2"/>
     <w:multiLevelType w:val="multilevel"/>
-    <w:tmpl w:val="C3C29896"/>
+    <w:tmpl w:val="D3887F08"/>
     <w:lvl w:ilvl="0">
       <w:start w:val="1"/>
       <w:numFmt w:val="bullet"/>
@@ -9812,9 +9812,9 @@
     </w:lvl>
   </w:abstractNum>
   <w:abstractNum w:abstractNumId="7" w15:restartNumberingAfterBreak="0">
-    <w:nsid w:val="7D335FFE"/>
+    <w:nsid w:val="79573FA4"/>
     <w:multiLevelType w:val="multilevel"/>
-    <w:tmpl w:val="A32EAC80"/>
+    <w:tmpl w:val="7DC0A7E0"/>
     <w:lvl w:ilvl="0">
       <w:start w:val="1"/>
       <w:numFmt w:val="bullet"/>
@@ -9960,29 +9960,29 @@
       </w:rPr>
     </w:lvl>
   </w:abstractNum>
-  <w:num w:numId="1" w16cid:durableId="564875675">
+  <w:num w:numId="1" w16cid:durableId="653291802">
+    <w:abstractNumId w:val="0"/>
+  </w:num>
+  <w:num w:numId="2" w16cid:durableId="395323795">
+    <w:abstractNumId w:val="1"/>
+  </w:num>
+  <w:num w:numId="3" w16cid:durableId="2028557984">
+    <w:abstractNumId w:val="3"/>
+  </w:num>
+  <w:num w:numId="4" w16cid:durableId="1540318143">
     <w:abstractNumId w:val="7"/>
   </w:num>
-  <w:num w:numId="2" w16cid:durableId="657416726">
-    <w:abstractNumId w:val="0"/>
+  <w:num w:numId="5" w16cid:durableId="1099523659">
+    <w:abstractNumId w:val="5"/>
   </w:num>
-  <w:num w:numId="3" w16cid:durableId="1540702615">
-    <w:abstractNumId w:val="3"/>
-  </w:num>
-  <w:num w:numId="4" w16cid:durableId="598023156">
-    <w:abstractNumId w:val="6"/>
-  </w:num>
-  <w:num w:numId="5" w16cid:durableId="1702050974">
+  <w:num w:numId="6" w16cid:durableId="2081244910">
     <w:abstractNumId w:val="2"/>
   </w:num>
-  <w:num w:numId="6" w16cid:durableId="789055815">
+  <w:num w:numId="7" w16cid:durableId="139228060">
     <w:abstractNumId w:val="4"/>
   </w:num>
-  <w:num w:numId="7" w16cid:durableId="1527207607">
-    <w:abstractNumId w:val="1"/>
-  </w:num>
-  <w:num w:numId="8" w16cid:durableId="1584484037">
-    <w:abstractNumId w:val="5"/>
+  <w:num w:numId="8" w16cid:durableId="1517695853">
+    <w:abstractNumId w:val="6"/>
   </w:num>
 </w:numbering>
 </file>

--- a/handouts/FSLogix_Configuration_Guide.docx
+++ b/handouts/FSLogix_Configuration_Guide.docx
@@ -8769,9 +8769,9 @@
 <file path=word/numbering.xml><?xml version="1.0" encoding="utf-8"?>
 <w:numbering xmlns:wpc="http://schemas.microsoft.com/office/word/2010/wordprocessingCanvas" xmlns:cx="http://schemas.microsoft.com/office/drawing/2014/chartex" xmlns:cx1="http://schemas.microsoft.com/office/drawing/2015/9/8/chartex" xmlns:cx2="http://schemas.microsoft.com/office/drawing/2015/10/21/chartex" xmlns:cx3="http://schemas.microsoft.com/office/drawing/2016/5/9/chartex" xmlns:cx4="http://schemas.microsoft.com/office/drawing/2016/5/10/chartex" xmlns:cx5="http://schemas.microsoft.com/office/drawing/2016/5/11/chartex" xmlns:cx6="http://schemas.microsoft.com/office/drawing/2016/5/12/chartex" xmlns:cx7="http://schemas.microsoft.com/office/drawing/2016/5/13/chartex" xmlns:cx8="http://schemas.microsoft.com/office/drawing/2016/5/14/chartex" xmlns:mc="http://schemas.openxmlformats.org/markup-compatibility/2006" xmlns:aink="http://schemas.microsoft.com/office/drawing/2016/ink" xmlns:am3d="http://schemas.microsoft.com/office/drawing/2017/model3d" xmlns:o="urn:schemas-microsoft-com:office:office" xmlns:oel="http://schemas.microsoft.com/office/2019/extlst" xmlns:r="http://schemas.openxmlformats.org/officeDocument/2006/relationships" xmlns:m="http://schemas.openxmlformats.org/officeDocument/2006/math" xmlns:v="urn:schemas-microsoft-com:vml" xmlns:wp14="http://schemas.microsoft.com/office/word/2010/wordprocessingDrawing" xmlns:wp="http://schemas.openxmlformats.org/drawingml/2006/wordprocessingDrawing" xmlns:w10="urn:schemas-microsoft-com:office:word" xmlns:w="http://schemas.openxmlformats.org/wordprocessingml/2006/main" xmlns:w14="http://schemas.microsoft.com/office/word/2010/wordml" xmlns:w15="http://schemas.microsoft.com/office/word/2012/wordml" xmlns:w16cex="http://schemas.microsoft.com/office/word/2018/wordml/cex" xmlns:w16cid="http://schemas.microsoft.com/office/word/2016/wordml/cid" xmlns:w16="http://schemas.microsoft.com/office/word/2018/wordml" xmlns:w16du="http://schemas.microsoft.com/office/word/2023/wordml/word16du" xmlns:w16sdtdh="http://schemas.microsoft.com/office/word/2020/wordml/sdtdatahash" xmlns:w16sdtfl="http://schemas.microsoft.com/office/word/2024/wordml/sdtformatlock" xmlns:w16se="http://schemas.microsoft.com/office/word/2015/wordml/symex" xmlns:wpg="http://schemas.microsoft.com/office/word/2010/wordprocessingGroup" xmlns:wpi="http://schemas.microsoft.com/office/word/2010/wordprocessingInk" xmlns:wne="http://schemas.microsoft.com/office/word/2006/wordml" xmlns:wps="http://schemas.microsoft.com/office/word/2010/wordprocessingShape" mc:Ignorable="w14 w15 w16se w16cid w16 w16cex w16sdtdh w16sdtfl w16du wp14">
   <w:abstractNum w:abstractNumId="0" w15:restartNumberingAfterBreak="0">
-    <w:nsid w:val="016A7A00"/>
+    <w:nsid w:val="205042B2"/>
     <w:multiLevelType w:val="multilevel"/>
-    <w:tmpl w:val="44700410"/>
+    <w:tmpl w:val="D01EA810"/>
     <w:lvl w:ilvl="0">
       <w:start w:val="1"/>
       <w:numFmt w:val="bullet"/>
@@ -8918,9 +8918,9 @@
     </w:lvl>
   </w:abstractNum>
   <w:abstractNum w:abstractNumId="1" w15:restartNumberingAfterBreak="0">
-    <w:nsid w:val="040C6E9B"/>
+    <w:nsid w:val="25084C02"/>
     <w:multiLevelType w:val="multilevel"/>
-    <w:tmpl w:val="F5E4E2E0"/>
+    <w:tmpl w:val="731EA3B8"/>
     <w:lvl w:ilvl="0">
       <w:start w:val="1"/>
       <w:numFmt w:val="bullet"/>
@@ -9067,9 +9067,9 @@
     </w:lvl>
   </w:abstractNum>
   <w:abstractNum w:abstractNumId="2" w15:restartNumberingAfterBreak="0">
-    <w:nsid w:val="11D30B34"/>
+    <w:nsid w:val="4E8216DB"/>
     <w:multiLevelType w:val="multilevel"/>
-    <w:tmpl w:val="13226688"/>
+    <w:tmpl w:val="E6E6C138"/>
     <w:lvl w:ilvl="0">
       <w:start w:val="1"/>
       <w:numFmt w:val="bullet"/>
@@ -9216,9 +9216,9 @@
     </w:lvl>
   </w:abstractNum>
   <w:abstractNum w:abstractNumId="3" w15:restartNumberingAfterBreak="0">
-    <w:nsid w:val="1C396402"/>
+    <w:nsid w:val="598209D7"/>
     <w:multiLevelType w:val="multilevel"/>
-    <w:tmpl w:val="B4E44232"/>
+    <w:tmpl w:val="36D4F1A2"/>
     <w:lvl w:ilvl="0">
       <w:start w:val="1"/>
       <w:numFmt w:val="bullet"/>
@@ -9365,9 +9365,9 @@
     </w:lvl>
   </w:abstractNum>
   <w:abstractNum w:abstractNumId="4" w15:restartNumberingAfterBreak="0">
-    <w:nsid w:val="4ADC18B4"/>
+    <w:nsid w:val="59CF2395"/>
     <w:multiLevelType w:val="multilevel"/>
-    <w:tmpl w:val="D0FAA066"/>
+    <w:tmpl w:val="724E8858"/>
     <w:lvl w:ilvl="0">
       <w:start w:val="1"/>
       <w:numFmt w:val="bullet"/>
@@ -9514,9 +9514,9 @@
     </w:lvl>
   </w:abstractNum>
   <w:abstractNum w:abstractNumId="5" w15:restartNumberingAfterBreak="0">
-    <w:nsid w:val="559611CB"/>
+    <w:nsid w:val="710E737A"/>
     <w:multiLevelType w:val="multilevel"/>
-    <w:tmpl w:val="8FF41C72"/>
+    <w:tmpl w:val="E070BA66"/>
     <w:lvl w:ilvl="0">
       <w:start w:val="1"/>
       <w:numFmt w:val="bullet"/>
@@ -9663,9 +9663,9 @@
     </w:lvl>
   </w:abstractNum>
   <w:abstractNum w:abstractNumId="6" w15:restartNumberingAfterBreak="0">
-    <w:nsid w:val="621506C2"/>
+    <w:nsid w:val="75ED67C6"/>
     <w:multiLevelType w:val="multilevel"/>
-    <w:tmpl w:val="D3887F08"/>
+    <w:tmpl w:val="C5A845DA"/>
     <w:lvl w:ilvl="0">
       <w:start w:val="1"/>
       <w:numFmt w:val="bullet"/>
@@ -9812,9 +9812,9 @@
     </w:lvl>
   </w:abstractNum>
   <w:abstractNum w:abstractNumId="7" w15:restartNumberingAfterBreak="0">
-    <w:nsid w:val="79573FA4"/>
+    <w:nsid w:val="7E5568A1"/>
     <w:multiLevelType w:val="multilevel"/>
-    <w:tmpl w:val="7DC0A7E0"/>
+    <w:tmpl w:val="562C3C10"/>
     <w:lvl w:ilvl="0">
       <w:start w:val="1"/>
       <w:numFmt w:val="bullet"/>
@@ -9960,29 +9960,29 @@
       </w:rPr>
     </w:lvl>
   </w:abstractNum>
-  <w:num w:numId="1" w16cid:durableId="653291802">
+  <w:num w:numId="1" w16cid:durableId="818110543">
+    <w:abstractNumId w:val="3"/>
+  </w:num>
+  <w:num w:numId="2" w16cid:durableId="659239749">
+    <w:abstractNumId w:val="6"/>
+  </w:num>
+  <w:num w:numId="3" w16cid:durableId="41177466">
     <w:abstractNumId w:val="0"/>
   </w:num>
-  <w:num w:numId="2" w16cid:durableId="395323795">
+  <w:num w:numId="4" w16cid:durableId="1551846314">
+    <w:abstractNumId w:val="7"/>
+  </w:num>
+  <w:num w:numId="5" w16cid:durableId="1128548161">
+    <w:abstractNumId w:val="5"/>
+  </w:num>
+  <w:num w:numId="6" w16cid:durableId="473063654">
+    <w:abstractNumId w:val="2"/>
+  </w:num>
+  <w:num w:numId="7" w16cid:durableId="781924506">
     <w:abstractNumId w:val="1"/>
   </w:num>
-  <w:num w:numId="3" w16cid:durableId="2028557984">
-    <w:abstractNumId w:val="3"/>
-  </w:num>
-  <w:num w:numId="4" w16cid:durableId="1540318143">
-    <w:abstractNumId w:val="7"/>
-  </w:num>
-  <w:num w:numId="5" w16cid:durableId="1099523659">
-    <w:abstractNumId w:val="5"/>
-  </w:num>
-  <w:num w:numId="6" w16cid:durableId="2081244910">
-    <w:abstractNumId w:val="2"/>
-  </w:num>
-  <w:num w:numId="7" w16cid:durableId="139228060">
+  <w:num w:numId="8" w16cid:durableId="109476220">
     <w:abstractNumId w:val="4"/>
-  </w:num>
-  <w:num w:numId="8" w16cid:durableId="1517695853">
-    <w:abstractNumId w:val="6"/>
   </w:num>
 </w:numbering>
 </file>
